--- a/paperwork/templates/WS1_topic_notes_en.docx
+++ b/paperwork/templates/WS1_topic_notes_en.docx
@@ -260,7 +260,7 @@
         <w:rPr>
           <w:sz w:val="24"/>
         </w:rPr>
-        <w:t xml:space="preserve"> of lipids. This course uses a simplified complete-hydrolysis model: </w:t>
+        <w:t xml:space="preserve"> of lipids.</w:t>
       </w:r>
       <w:r>
         <w:rPr>
@@ -268,13 +268,11 @@
           <w:color w:val="B7312C"/>
           <w:sz w:val="24"/>
         </w:rPr>
-        <w:t>triglycerides</w:t>
       </w:r>
       <w:r>
         <w:rPr>
           <w:sz w:val="24"/>
         </w:rPr>
-        <w:t xml:space="preserve"> form smaller </w:t>
       </w:r>
       <w:r>
         <w:rPr>
@@ -282,13 +280,11 @@
           <w:color w:val="B7312C"/>
           <w:sz w:val="24"/>
         </w:rPr>
-        <w:t>glycerol</w:t>
       </w:r>
       <w:r>
         <w:rPr>
           <w:sz w:val="24"/>
         </w:rPr>
-        <w:t xml:space="preserve"> and </w:t>
       </w:r>
       <w:r>
         <w:rPr>
@@ -296,13 +292,12 @@
           <w:color w:val="B7312C"/>
           <w:sz w:val="24"/>
         </w:rPr>
-        <w:t>fatty-acid</w:t>
       </w:r>
       <w:r>
         <w:rPr>
           <w:sz w:val="24"/>
         </w:rPr>
-        <w:t xml:space="preserve"> molecules for absorption. </w:t>
+        <w:t xml:space="preserve"> </w:t>
       </w:r>
       <w:r>
         <w:rPr>
